--- a/1718/Пояснительная записка.docx
+++ b/1718/Пояснительная записка.docx
@@ -661,18 +661,15 @@
           <w:b/>
           <w:bCs/>
         </w:rPr>
-        <w:t>4.</w:t>
-      </w:r>
-      <w:r>
-        <w:rPr>
-          <w:b/>
-          <w:bCs/>
-        </w:rPr>
-        <w:t>Скриншоты</w:t>
-      </w:r>
-    </w:p>
-    <w:p>
-      <w:r>
+        <w:t>4.Скриншоты</w:t>
+      </w:r>
+    </w:p>
+    <w:p>
+      <w:r>
+        <w:rPr>
+          <w:noProof/>
+          <w:lang w:eastAsia="ru-RU"/>
+        </w:rPr>
         <w:drawing>
           <wp:inline distT="0" distB="0" distL="0" distR="0" wp14:anchorId="2F5100AD" wp14:editId="1415E49D">
             <wp:extent cx="5940425" cy="1649880"/>
@@ -712,6 +709,10 @@
     </w:p>
     <w:p>
       <w:r>
+        <w:rPr>
+          <w:noProof/>
+          <w:lang w:eastAsia="ru-RU"/>
+        </w:rPr>
         <w:drawing>
           <wp:inline distT="0" distB="0" distL="0" distR="0" wp14:anchorId="0BE8B88D" wp14:editId="4276F8D0">
             <wp:extent cx="5940425" cy="1165523"/>
@@ -751,6 +752,10 @@
     </w:p>
     <w:p>
       <w:r>
+        <w:rPr>
+          <w:noProof/>
+          <w:lang w:eastAsia="ru-RU"/>
+        </w:rPr>
         <w:drawing>
           <wp:inline distT="0" distB="0" distL="0" distR="0" wp14:anchorId="6C175B6A" wp14:editId="38887214">
             <wp:extent cx="5940425" cy="1751043"/>
@@ -795,6 +800,10 @@
         </w:rPr>
       </w:pPr>
       <w:r>
+        <w:rPr>
+          <w:noProof/>
+          <w:lang w:eastAsia="ru-RU"/>
+        </w:rPr>
         <w:drawing>
           <wp:inline distT="0" distB="0" distL="0" distR="0" wp14:anchorId="4449BB7F" wp14:editId="7C635036">
             <wp:extent cx="5940425" cy="1587342"/>
@@ -840,7 +849,8 @@
       </w:pPr>
       <w:r>
         <w:rPr>
-          <w:lang w:val="en-US"/>
+          <w:noProof/>
+          <w:lang w:eastAsia="ru-RU"/>
         </w:rPr>
         <w:lastRenderedPageBreak/>
         <w:drawing>
@@ -879,8 +889,6 @@
           </wp:inline>
         </w:drawing>
       </w:r>
-      <w:bookmarkStart w:id="0" w:name="_GoBack"/>
-      <w:bookmarkEnd w:id="0"/>
     </w:p>
     <w:p>
       <w:pPr>
@@ -1055,7 +1063,199 @@
         <w:rPr>
           <w:lang w:val="en-US"/>
         </w:rPr>
-        <w:t xml:space="preserve">: </w:t>
+        <w:t xml:space="preserve">: python manage.py </w:t>
+      </w:r>
+      <w:proofErr w:type="spellStart"/>
+      <w:r>
+        <w:rPr>
+          <w:lang w:val="en-US"/>
+        </w:rPr>
+        <w:t>makemigrations</w:t>
+      </w:r>
+      <w:proofErr w:type="spellEnd"/>
+    </w:p>
+    <w:p>
+      <w:pPr>
+        <w:ind w:left="360"/>
+        <w:rPr>
+          <w:lang w:val="en-US"/>
+        </w:rPr>
+      </w:pPr>
+      <w:r>
+        <w:rPr>
+          <w:lang w:val="en-US"/>
+        </w:rPr>
+        <w:t>3.</w:t>
+      </w:r>
+      <w:r>
+        <w:rPr>
+          <w:lang w:val="en-US"/>
+        </w:rPr>
+        <w:t xml:space="preserve"> </w:t>
+      </w:r>
+      <w:r>
+        <w:t>Выполнение</w:t>
+      </w:r>
+      <w:r>
+        <w:rPr>
+          <w:lang w:val="en-US"/>
+        </w:rPr>
+        <w:t xml:space="preserve"> </w:t>
+      </w:r>
+      <w:r>
+        <w:t>миграций</w:t>
+      </w:r>
+      <w:r>
+        <w:rPr>
+          <w:lang w:val="en-US"/>
+        </w:rPr>
+        <w:t xml:space="preserve">: python manage.py </w:t>
+      </w:r>
+      <w:proofErr w:type="gramStart"/>
+      <w:r>
+        <w:rPr>
+          <w:lang w:val="en-US"/>
+        </w:rPr>
+        <w:t>migrate</w:t>
+      </w:r>
+      <w:proofErr w:type="gramEnd"/>
+      <w:r>
+        <w:rPr>
+          <w:lang w:val="en-US"/>
+        </w:rPr>
+        <w:t>.</w:t>
+      </w:r>
+    </w:p>
+    <w:p>
+      <w:pPr>
+        <w:ind w:left="360"/>
+        <w:rPr>
+          <w:lang w:val="en-US"/>
+        </w:rPr>
+      </w:pPr>
+      <w:r>
+        <w:rPr>
+          <w:lang w:val="en-US"/>
+        </w:rPr>
+        <w:t>4.</w:t>
+      </w:r>
+      <w:r>
+        <w:t>Создание</w:t>
+      </w:r>
+      <w:r>
+        <w:rPr>
+          <w:lang w:val="en-US"/>
+        </w:rPr>
+        <w:t xml:space="preserve"> </w:t>
+      </w:r>
+      <w:proofErr w:type="spellStart"/>
+      <w:r>
+        <w:t>суперпользователя</w:t>
+      </w:r>
+      <w:proofErr w:type="spellEnd"/>
+      <w:r>
+        <w:rPr>
+          <w:lang w:val="en-US"/>
+        </w:rPr>
+        <w:t xml:space="preserve">: python manage.py </w:t>
+      </w:r>
+      <w:proofErr w:type="spellStart"/>
+      <w:r>
+        <w:rPr>
+          <w:lang w:val="en-US"/>
+        </w:rPr>
+        <w:t>createsuperuser</w:t>
+      </w:r>
+      <w:proofErr w:type="spellEnd"/>
+      <w:r>
+        <w:rPr>
+          <w:lang w:val="en-US"/>
+        </w:rPr>
+        <w:t>.</w:t>
+      </w:r>
+    </w:p>
+    <w:p>
+      <w:pPr>
+        <w:ind w:left="360"/>
+        <w:rPr>
+          <w:lang w:val="en-US"/>
+        </w:rPr>
+      </w:pPr>
+      <w:r>
+        <w:rPr>
+          <w:lang w:val="en-US"/>
+        </w:rPr>
+        <w:t>5.</w:t>
+      </w:r>
+      <w:r>
+        <w:t>Запуск</w:t>
+      </w:r>
+      <w:r>
+        <w:rPr>
+          <w:lang w:val="en-US"/>
+        </w:rPr>
+        <w:t xml:space="preserve"> </w:t>
+      </w:r>
+      <w:r>
+        <w:t>сервера</w:t>
+      </w:r>
+      <w:r>
+        <w:rPr>
+          <w:lang w:val="en-US"/>
+        </w:rPr>
+        <w:t xml:space="preserve">: python manage.py </w:t>
+      </w:r>
+      <w:proofErr w:type="spellStart"/>
+      <w:r>
+        <w:rPr>
+          <w:lang w:val="en-US"/>
+        </w:rPr>
+        <w:t>runserver</w:t>
+      </w:r>
+      <w:proofErr w:type="spellEnd"/>
+      <w:r>
+        <w:rPr>
+          <w:lang w:val="en-US"/>
+        </w:rPr>
+        <w:t>.</w:t>
+      </w:r>
+    </w:p>
+    <w:p>
+      <w:pPr>
+        <w:ind w:left="360"/>
+        <w:rPr>
+          <w:lang w:val="en-US"/>
+        </w:rPr>
+      </w:pPr>
+      <w:r>
+        <w:rPr>
+          <w:lang w:val="en-US"/>
+        </w:rPr>
+        <w:t xml:space="preserve">6. </w:t>
+      </w:r>
+      <w:r>
+        <w:t>Запуск</w:t>
+      </w:r>
+      <w:r>
+        <w:rPr>
+          <w:lang w:val="en-US"/>
+        </w:rPr>
+        <w:t xml:space="preserve"> </w:t>
+      </w:r>
+      <w:r>
+        <w:t>планировщика</w:t>
+      </w:r>
+      <w:r>
+        <w:rPr>
+          <w:lang w:val="en-US"/>
+        </w:rPr>
+        <w:t>:</w:t>
+      </w:r>
+      <w:r>
+        <w:rPr>
+          <w:lang w:val="en-US"/>
+        </w:rPr>
+        <w:t xml:space="preserve"> </w:t>
       </w:r>
       <w:r>
         <w:rPr>
@@ -1068,155 +1268,9 @@
         <w:rPr>
           <w:lang w:val="en-US"/>
         </w:rPr>
-        <w:t>makemigrations</w:t>
-      </w:r>
-      <w:proofErr w:type="spellEnd"/>
-    </w:p>
-    <w:p>
-      <w:pPr>
-        <w:ind w:left="360"/>
-        <w:rPr>
-          <w:lang w:val="en-US"/>
-        </w:rPr>
-      </w:pPr>
-      <w:r>
-        <w:rPr>
-          <w:lang w:val="en-US"/>
-        </w:rPr>
-        <w:t>3.</w:t>
-      </w:r>
-      <w:r>
-        <w:rPr>
-          <w:lang w:val="en-US"/>
-        </w:rPr>
-        <w:t xml:space="preserve"> </w:t>
-      </w:r>
-      <w:r>
-        <w:t>Выполнение</w:t>
-      </w:r>
-      <w:r>
-        <w:rPr>
-          <w:lang w:val="en-US"/>
-        </w:rPr>
-        <w:t xml:space="preserve"> </w:t>
-      </w:r>
-      <w:r>
-        <w:t>миграций</w:t>
-      </w:r>
-      <w:r>
-        <w:rPr>
-          <w:lang w:val="en-US"/>
-        </w:rPr>
-        <w:t xml:space="preserve">: python manage.py </w:t>
-      </w:r>
-      <w:proofErr w:type="gramStart"/>
-      <w:r>
-        <w:rPr>
-          <w:lang w:val="en-US"/>
-        </w:rPr>
-        <w:t>migrate</w:t>
-      </w:r>
-      <w:proofErr w:type="gramEnd"/>
-      <w:r>
-        <w:rPr>
-          <w:lang w:val="en-US"/>
-        </w:rPr>
-        <w:t>.</w:t>
-      </w:r>
-    </w:p>
-    <w:p>
-      <w:pPr>
-        <w:ind w:left="360"/>
-        <w:rPr>
-          <w:lang w:val="en-US"/>
-        </w:rPr>
-      </w:pPr>
-      <w:r>
-        <w:rPr>
-          <w:lang w:val="en-US"/>
-        </w:rPr>
-        <w:t>4.</w:t>
-      </w:r>
-      <w:r>
-        <w:t>Создание</w:t>
-      </w:r>
-      <w:r>
-        <w:rPr>
-          <w:lang w:val="en-US"/>
-        </w:rPr>
-        <w:t xml:space="preserve"> </w:t>
-      </w:r>
-      <w:proofErr w:type="spellStart"/>
-      <w:r>
-        <w:t>суперпользователя</w:t>
-      </w:r>
-      <w:proofErr w:type="spellEnd"/>
-      <w:r>
-        <w:rPr>
-          <w:lang w:val="en-US"/>
-        </w:rPr>
-        <w:t xml:space="preserve">: python manage.py </w:t>
-      </w:r>
-      <w:proofErr w:type="spellStart"/>
-      <w:r>
-        <w:rPr>
-          <w:lang w:val="en-US"/>
-        </w:rPr>
-        <w:t>createsuperuser</w:t>
-      </w:r>
-      <w:proofErr w:type="spellEnd"/>
-      <w:r>
-        <w:rPr>
-          <w:lang w:val="en-US"/>
-        </w:rPr>
-        <w:t>.</w:t>
-      </w:r>
-    </w:p>
-    <w:p>
-      <w:pPr>
-        <w:ind w:left="360"/>
-        <w:rPr>
-          <w:lang w:val="en-US"/>
-        </w:rPr>
-      </w:pPr>
-      <w:r>
-        <w:rPr>
-          <w:lang w:val="en-US"/>
-        </w:rPr>
-        <w:t>5.</w:t>
-      </w:r>
-      <w:r>
-        <w:t>Запуск</w:t>
-      </w:r>
-      <w:r>
-        <w:rPr>
-          <w:lang w:val="en-US"/>
-        </w:rPr>
-        <w:t xml:space="preserve"> </w:t>
-      </w:r>
-      <w:r>
-        <w:t>сервера</w:t>
-      </w:r>
-      <w:r>
-        <w:rPr>
-          <w:lang w:val="en-US"/>
-        </w:rPr>
-        <w:t xml:space="preserve">: python manage.py </w:t>
-      </w:r>
-      <w:proofErr w:type="spellStart"/>
-      <w:r>
-        <w:rPr>
-          <w:lang w:val="en-US"/>
-        </w:rPr>
-        <w:t>runserver</w:t>
-      </w:r>
-      <w:proofErr w:type="spellEnd"/>
-      <w:r>
-        <w:rPr>
-          <w:lang w:val="en-US"/>
-        </w:rPr>
-        <w:t>.</w:t>
-      </w:r>
+        <w:t>my_scheduler</w:t>
+      </w:r>
+      <w:proofErr w:type="spellEnd"/>
     </w:p>
     <w:p>
       <w:r>
@@ -1225,7 +1279,10 @@
         </w:pict>
       </w:r>
     </w:p>
-    <w:p/>
+    <w:p>
+      <w:bookmarkStart w:id="0" w:name="_GoBack"/>
+      <w:bookmarkEnd w:id="0"/>
+    </w:p>
     <w:sectPr>
       <w:pgSz w:w="11906" w:h="16838"/>
       <w:pgMar w:top="1134" w:right="850" w:bottom="1134" w:left="1701" w:header="708" w:footer="708" w:gutter="0"/>
@@ -2418,6 +2475,7 @@
   <w:style w:type="character" w:default="1" w:styleId="a0">
     <w:name w:val="Default Paragraph Font"/>
     <w:uiPriority w:val="1"/>
+    <w:semiHidden/>
     <w:unhideWhenUsed/>
   </w:style>
   <w:style w:type="table" w:default="1" w:styleId="a1">
@@ -2696,6 +2754,7 @@
   <w:style w:type="character" w:default="1" w:styleId="a0">
     <w:name w:val="Default Paragraph Font"/>
     <w:uiPriority w:val="1"/>
+    <w:semiHidden/>
     <w:unhideWhenUsed/>
   </w:style>
   <w:style w:type="table" w:default="1" w:styleId="a1">
